--- a/AOG SITE/AoG-Teacher-Scenario-Cards.docx
+++ b/AOG SITE/AoG-Teacher-Scenario-Cards.docx
@@ -1248,6 +1248,209 @@
           <w:szCs w:val="20"/>
         </w:rPr>
         <w:t xml:space="preserve">Make It Right</w:t>
+      </w:r>
+    </w:p>
+    <w:p>
+      <w:pPr>
+        <w:pBdr>
+          <w:top w:val="single" w:color="E3D9BE" w:sz="4" w:space="8"/>
+        </w:pBdr>
+        <w:spacing w:before="160"/>
+      </w:pPr>
+    </w:p>
+    <w:p>
+      <w:pPr>
+        <w:spacing w:after="30" w:before="120"/>
+      </w:pPr>
+      <w:r>
+        <w:rPr>
+          <w:b/>
+          <w:bCs/>
+          <w:color w:val="7A5A12"/>
+          <w:sz w:val="24"/>
+          <w:szCs w:val="24"/>
+        </w:rPr>
+        <w:t xml:space="preserve">7.  </w:t>
+      </w:r>
+      <w:r>
+        <w:rPr>
+          <w:b/>
+          <w:bCs/>
+          <w:color w:val="0A1E33"/>
+          <w:sz w:val="24"/>
+          <w:szCs w:val="24"/>
+        </w:rPr>
+        <w:t xml:space="preserve">Digs in — “my way or shutdown”</w:t>
+      </w:r>
+    </w:p>
+    <w:p>
+      <w:pPr>
+        <w:spacing w:after="70" w:line="264"/>
+      </w:pPr>
+      <w:r>
+        <w:rPr>
+          <w:i/>
+          <w:iCs/>
+          <w:color w:val="6B7480"/>
+          <w:sz w:val="20"/>
+          <w:szCs w:val="20"/>
+        </w:rPr>
+        <w:t xml:space="preserve">Gets redirected → shuts down and won’t do the assigned work (calm, not defiant).</w:t>
+      </w:r>
+    </w:p>
+    <w:p>
+      <w:pPr>
+        <w:spacing w:after="30" w:before="120"/>
+      </w:pPr>
+      <w:r>
+        <w:rPr>
+          <w:b/>
+          <w:bCs/>
+          <w:color w:val="7A5A12"/>
+          <w:spacing w:val="10"/>
+          <w:sz w:val="15"/>
+          <w:szCs w:val="15"/>
+        </w:rPr>
+        <w:t xml:space="preserve">WHAT’S LIKELY HAPPENING</w:t>
+      </w:r>
+    </w:p>
+    <w:p>
+      <w:pPr>
+        <w:spacing w:after="40" w:line="264"/>
+      </w:pPr>
+      <w:r>
+        <w:rPr>
+          <w:i w:val="false"/>
+          <w:iCs w:val="false"/>
+          <w:color w:val="2B3440"/>
+          <w:sz w:val="20"/>
+          <w:szCs w:val="20"/>
+        </w:rPr>
+        <w:t xml:space="preserve">Often a skill gap, not a “won’t.” Starting can be a real barrier (weak task-initiation), and a demand — even a kind redirect — can land as lost control or sensory overload, tipping them into shutdown. For some it’s trauma: control means safety. Reward charts stall because the reward is one more demand they still can’t initiate.</w:t>
+      </w:r>
+    </w:p>
+    <w:p>
+      <w:pPr>
+        <w:spacing w:after="30" w:before="120"/>
+      </w:pPr>
+      <w:r>
+        <w:rPr>
+          <w:b/>
+          <w:bCs/>
+          <w:color w:val="7A5A12"/>
+          <w:spacing w:val="10"/>
+          <w:sz w:val="15"/>
+          <w:szCs w:val="15"/>
+        </w:rPr>
+        <w:t xml:space="preserve">TRY THIS</w:t>
+      </w:r>
+    </w:p>
+    <w:p>
+      <w:pPr>
+        <w:spacing w:after="40" w:line="264"/>
+      </w:pPr>
+      <w:r>
+        <w:rPr>
+          <w:i w:val="false"/>
+          <w:iCs w:val="false"/>
+          <w:color w:val="2B3440"/>
+          <w:sz w:val="20"/>
+          <w:szCs w:val="20"/>
+        </w:rPr>
+        <w:t xml:space="preserve">Scaffold the start — don’t just reward the finish. Do the first step together, chunk it to one visible step, offer real choice in how and order, use declarative language, and regulate the body first.</w:t>
+      </w:r>
+    </w:p>
+    <w:p>
+      <w:pPr>
+        <w:spacing w:after="30" w:before="120"/>
+      </w:pPr>
+      <w:r>
+        <w:rPr>
+          <w:b/>
+          <w:bCs/>
+          <w:color w:val="0A1E33"/>
+          <w:spacing w:val="10"/>
+          <w:sz w:val="15"/>
+          <w:szCs w:val="15"/>
+        </w:rPr>
+        <w:t xml:space="preserve">SAY</w:t>
+      </w:r>
+    </w:p>
+    <w:p>
+      <w:pPr>
+        <w:spacing w:after="40" w:line="264"/>
+      </w:pPr>
+      <w:r>
+        <w:rPr>
+          <w:i/>
+          <w:iCs/>
+          <w:color w:val="0A1E33"/>
+          <w:sz w:val="20"/>
+          <w:szCs w:val="20"/>
+        </w:rPr>
+        <w:t xml:space="preserve">“Hmm, this one looks tricky — I’m not even sure where I’d start. Want to pick which two we try?”</w:t>
+      </w:r>
+    </w:p>
+    <w:p>
+      <w:pPr>
+        <w:spacing w:after="30" w:before="120"/>
+      </w:pPr>
+      <w:r>
+        <w:rPr>
+          <w:b/>
+          <w:bCs/>
+          <w:color w:val="2E6B3A"/>
+          <w:spacing w:val="10"/>
+          <w:sz w:val="15"/>
+          <w:szCs w:val="15"/>
+        </w:rPr>
+        <w:t xml:space="preserve">REPAIR / NEXT STEP</w:t>
+      </w:r>
+    </w:p>
+    <w:p>
+      <w:pPr>
+        <w:spacing w:after="40" w:line="264"/>
+      </w:pPr>
+      <w:r>
+        <w:rPr>
+          <w:i/>
+          <w:iCs/>
+          <w:color w:val="2B3440"/>
+          <w:sz w:val="20"/>
+          <w:szCs w:val="20"/>
+        </w:rPr>
+        <w:t xml:space="preserve">Treat the “no” as communication, not defiance. Teach a break/help card they can hand you instead of shutting down. Plan together at the start, and let them signal when they’re ready.</w:t>
+      </w:r>
+    </w:p>
+    <w:p>
+      <w:pPr>
+        <w:spacing w:after="30" w:before="120"/>
+      </w:pPr>
+      <w:r>
+        <w:rPr>
+          <w:b/>
+          <w:bCs/>
+          <w:color w:val="7A5A12"/>
+          <w:spacing w:val="10"/>
+          <w:sz w:val="15"/>
+          <w:szCs w:val="15"/>
+        </w:rPr>
+        <w:t xml:space="preserve">REACH FOR (in the app)</w:t>
+      </w:r>
+    </w:p>
+    <w:p>
+      <w:pPr>
+        <w:spacing w:after="40"/>
+      </w:pPr>
+      <w:r>
+        <w:rPr>
+          <w:b/>
+          <w:bCs/>
+          <w:color w:val="7A5A12"/>
+          <w:sz w:val="20"/>
+          <w:szCs w:val="20"/>
+        </w:rPr>
+        <w:t xml:space="preserve">Quiet Space (co-regulate + the Stuck step)  ·  Beyond “Fine” (real choice)</w:t>
       </w:r>
     </w:p>
     <w:p>
